--- a/资料/视频/功能演示.docx
+++ b/资料/视频/功能演示.docx
@@ -13,7 +13,7 @@
           <w:color w:val="C4103A"/>
           <w:sz w:val="56"/>
         </w:rPr>
-        <w:t>XHS智能运营工具</w:t>
+        <w:t>AI雕兄</w:t>
       </w:r>
     </w:p>
     <w:p>
@@ -27,7 +27,7 @@
           <w:color w:val="1A1A1A"/>
           <w:sz w:val="32"/>
         </w:rPr>
-        <w:t>帮你自动「找客户 → 发评论 → 私信成交」</w:t>
+        <w:t>帮你自动「诊断 → 发笔记 → 找客户 → 私信成交」</w:t>
       </w:r>
     </w:p>
     <w:p>
@@ -142,7 +142,7 @@
           <w:color w:val="666666"/>
           <w:sz w:val="24"/>
         </w:rPr>
-        <w:t>AI 写文案 · 自动配图 · 一键发布</w:t>
+        <w:t>向导选题 · 成稿可改可复制 · 图文给提示词 / 视频本机出片</w:t>
       </w:r>
     </w:p>
     <w:p/>
@@ -171,7 +171,7 @@
           <w:color w:val="666666"/>
           <w:sz w:val="24"/>
         </w:rPr>
-        <w:t>XHS智能运营工具 是一款装在浏览器里的小红书获客插件。你只需把产品资料录进「知识库」、登录自己的小红书账号，它就在你这个账号里替你干活：找到想要你产品的客户 → 替你在评论区发像真人一样的回复 → 用私信把围观的路人变成咨询的客户。</w:t>
+        <w:t>AI雕兄 是一款装在浏览器里的小红书获客插件。你只需把产品资料录进「知识库」、登录自己的小红书账号，它就在你这个账号里替你干活：先诊断想清楚发什么 → 找到想要你产品的客户 → 替你在评论区发像真人一样的回复 → 用私信把围观的路人变成咨询的客户。</w:t>
       </w:r>
     </w:p>
     <w:p>
@@ -320,7 +320,7 @@
           <w:color w:val="666666"/>
           <w:sz w:val="24"/>
         </w:rPr>
-        <w:t>AI 帮你写笔记文案、自动配图，一键发布或定时提醒，涨粉获客两头抓</w:t>
+        <w:t>向导写笔记：卖点→人群→话题→挑稿→改稿→发稿，改稿到满意、一键复制；要图给画面表、要视频给口播稿，涨粉获客两头抓</w:t>
       </w:r>
     </w:p>
     <w:p/>
@@ -335,7 +335,7 @@
           <w:color w:val="C4103A"/>
           <w:sz w:val="32"/>
         </w:rPr>
-        <w:t>2. 智能推广 · 两种自动策略</w:t>
+        <w:t>2. 自动获客 · 队列「口径 × 节奏」一键开跑</w:t>
       </w:r>
     </w:p>
     <w:p>
@@ -349,7 +349,7 @@
           <w:color w:val="666666"/>
           <w:sz w:val="24"/>
         </w:rPr>
-        <w:t>输入关键词点开始，AI 自动搜笔记 → 找商机 → 生成话术 → 逐字发布 → 记结果，全程不用人工盯。</w:t>
+        <w:t>关键词、笔记类型、盯的账号都排进队列，点一下「开始」，它按计划一项项跑完，全程不用人工盯。</w:t>
       </w:r>
     </w:p>
     <w:p>
@@ -359,7 +359,7 @@
       <w:r>
         <w:drawing>
           <wp:inline xmlns:a="http://schemas.openxmlformats.org/drawingml/2006/main" xmlns:pic="http://schemas.openxmlformats.org/drawingml/2006/picture">
-            <wp:extent cx="5580000" cy="2075062"/>
+            <wp:extent cx="5580000" cy="2435939"/>
             <wp:docPr id="2" name="Picture 2"/>
             <wp:cNvGraphicFramePr>
               <a:graphicFrameLocks noChangeAspect="1"/>
@@ -368,7 +368,7 @@
               <a:graphicData uri="http://schemas.openxmlformats.org/drawingml/2006/picture">
                 <pic:pic>
                   <pic:nvPicPr>
-                    <pic:cNvPr id="0" name="02_冷启动_循环计划_下拉.png"/>
+                    <pic:cNvPr id="0" name="02_队列_口径节奏.png"/>
                     <pic:cNvPicPr/>
                   </pic:nvPicPr>
                   <pic:blipFill>
@@ -380,7 +380,7 @@
                   <pic:spPr>
                     <a:xfrm>
                       <a:off x="0" y="0"/>
-                      <a:ext cx="5580000" cy="2075062"/>
+                      <a:ext cx="5580000" cy="2435939"/>
                     </a:xfrm>
                     <a:prstGeom prst="rect"/>
                   </pic:spPr>
@@ -402,7 +402,7 @@
           <w:color w:val="A7AAB0"/>
           <w:sz w:val="18"/>
         </w:rPr>
-        <w:t>▲ 02_冷启动_循环计划_下拉.png</w:t>
+        <w:t>▲ 02_队列_口径节奏.png · 队列顶栏：口径 × 节奏 + 开始 / 暂停</w:t>
       </w:r>
     </w:p>
     <w:p>
@@ -417,7 +417,7 @@
           <w:color w:val="1A1A1A"/>
           <w:sz w:val="24"/>
         </w:rPr>
-        <w:t xml:space="preserve">🧊 冷启动  </w:t>
+        <w:t xml:space="preserve">🧭 全部未灌过  </w:t>
       </w:r>
       <w:r>
         <w:rPr>
@@ -426,7 +426,7 @@
           <w:color w:val="666666"/>
           <w:sz w:val="24"/>
         </w:rPr>
-        <w:t>看笔记就推，适合快速起量，日发 20 篇轻松跑量</w:t>
+        <w:t>看笔记就推，灌过的自动跳过，适合快速起量</w:t>
       </w:r>
     </w:p>
     <w:p>
@@ -441,7 +441,7 @@
           <w:color w:val="1A1A1A"/>
           <w:sz w:val="24"/>
         </w:rPr>
-        <w:t xml:space="preserve">🔄 循环计划  </w:t>
+        <w:t xml:space="preserve">🔥 只追涨势  </w:t>
       </w:r>
       <w:r>
         <w:rPr>
@@ -455,12 +455,60 @@
     </w:p>
     <w:p>
       <w:pPr>
+        <w:pStyle w:val="ListBullet"/>
+        <w:spacing w:line="360" w:lineRule="auto"/>
+      </w:pPr>
+      <w:r>
+        <w:rPr>
+          <w:rFonts w:ascii="Calibri" w:hAnsi="Calibri" w:eastAsia="微软雅黑"/>
+          <w:b/>
+          <w:color w:val="1A1A1A"/>
+          <w:sz w:val="24"/>
+        </w:rPr>
+        <w:t xml:space="preserve">⏱ 节奏自己定  </w:t>
+      </w:r>
+      <w:r>
+        <w:rPr>
+          <w:rFonts w:ascii="Calibri" w:hAnsi="Calibri" w:eastAsia="微软雅黑"/>
+          <w:b w:val="0"/>
+          <w:color w:val="666666"/>
+          <w:sz w:val="24"/>
+        </w:rPr>
+        <w:t>一遍跑完，把队列一次跑到底；或定时轮，每隔 N 分钟跑一项</w:t>
+      </w:r>
+    </w:p>
+    <w:p>
+      <w:pPr>
+        <w:pStyle w:val="ListBullet"/>
+        <w:spacing w:line="360" w:lineRule="auto"/>
+      </w:pPr>
+      <w:r>
+        <w:rPr>
+          <w:rFonts w:ascii="Calibri" w:hAnsi="Calibri" w:eastAsia="微软雅黑"/>
+          <w:b/>
+          <w:color w:val="1A1A1A"/>
+          <w:sz w:val="24"/>
+        </w:rPr>
+        <w:t xml:space="preserve">🎚 跑量上限自己设  </w:t>
+      </w:r>
+      <w:r>
+        <w:rPr>
+          <w:rFonts w:ascii="Calibri" w:hAnsi="Calibri" w:eastAsia="微软雅黑"/>
+          <w:b w:val="0"/>
+          <w:color w:val="666666"/>
+          <w:sz w:val="24"/>
+        </w:rPr>
+        <w:t>每轮最多处理几篇、每篇最多总评论、冷却几小时，都在设置里自己填</w:t>
+      </w:r>
+    </w:p>
+    <w:p>
+      <w:pPr>
         <w:jc w:val="center"/>
       </w:pPr>
       <w:r>
         <w:drawing>
           <wp:inline xmlns:a="http://schemas.openxmlformats.org/drawingml/2006/main" xmlns:pic="http://schemas.openxmlformats.org/drawingml/2006/picture">
-            <wp:extent cx="5580000" cy="3245065"/>
+            <wp:extent cx="5580000" cy="3738883"/>
             <wp:docPr id="3" name="Picture 3"/>
             <wp:cNvGraphicFramePr>
               <a:graphicFrameLocks noChangeAspect="1"/>
@@ -469,7 +517,7 @@
               <a:graphicData uri="http://schemas.openxmlformats.org/drawingml/2006/picture">
                 <pic:pic>
                   <pic:nvPicPr>
-                    <pic:cNvPr id="0" name="02b_智能推广_运行中.png"/>
+                    <pic:cNvPr id="0" name="02b_队列_运行中.png"/>
                     <pic:cNvPicPr/>
                   </pic:nvPicPr>
                   <pic:blipFill>
@@ -481,7 +529,7 @@
                   <pic:spPr>
                     <a:xfrm>
                       <a:off x="0" y="0"/>
-                      <a:ext cx="5580000" cy="3245065"/>
+                      <a:ext cx="5580000" cy="3738883"/>
                     </a:xfrm>
                     <a:prstGeom prst="rect"/>
                   </pic:spPr>
@@ -503,7 +551,7 @@
           <w:color w:val="A7AAB0"/>
           <w:sz w:val="18"/>
         </w:rPr>
-        <w:t>▲ 02b_智能推广_运行中.png · 任务进度（成功 / 跳过 / 失败）</w:t>
+        <w:t>▲ 02b_队列_运行中.png · 正在跑 + 已完成，带计划时间 / 执行时间 / 结果</w:t>
       </w:r>
     </w:p>
     <w:p/>
@@ -518,7 +566,7 @@
           <w:color w:val="C4103A"/>
           <w:sz w:val="32"/>
         </w:rPr>
-        <w:t>3. AI 挖商机 · 话术贴合真人</w:t>
+        <w:t>3. AI 挖商机 · 12 种评论打法</w:t>
       </w:r>
     </w:p>
     <w:p>
@@ -532,7 +580,7 @@
           <w:color w:val="666666"/>
           <w:sz w:val="24"/>
         </w:rPr>
-        <w:t>打开一篇笔记，一键扫描评论区。AI 找出最有价值的 Top 商机，直接给出可插话的回复，三种话术随机切换。</w:t>
+        <w:t>打开一篇笔记，一键扫描评论区。AI 挑出真正值得回的人，直接给出可发的话术；先定这批想要什么，再按评论换招。</w:t>
       </w:r>
     </w:p>
     <w:p>
@@ -542,7 +590,7 @@
       <w:r>
         <w:drawing>
           <wp:inline xmlns:a="http://schemas.openxmlformats.org/drawingml/2006/main" xmlns:pic="http://schemas.openxmlformats.org/drawingml/2006/picture">
-            <wp:extent cx="5580000" cy="4330858"/>
+            <wp:extent cx="5580000" cy="4985178"/>
             <wp:docPr id="4" name="Picture 4"/>
             <wp:cNvGraphicFramePr>
               <a:graphicFrameLocks noChangeAspect="1"/>
@@ -563,7 +611,7 @@
                   <pic:spPr>
                     <a:xfrm>
                       <a:off x="0" y="0"/>
-                      <a:ext cx="5580000" cy="4330858"/>
+                      <a:ext cx="5580000" cy="4985178"/>
                     </a:xfrm>
                     <a:prstGeom prst="rect"/>
                   </pic:spPr>
@@ -585,7 +633,7 @@
           <w:color w:val="A7AAB0"/>
           <w:sz w:val="18"/>
         </w:rPr>
-        <w:t>▲ 03_挖商机_话术卡.png · 商机条数 + 版本 A/B/C 切换条 + 话术正文</w:t>
+        <w:t>▲ 03_挖商机_话术卡.png · 商机条数 + 话术正文 + 打法标签 + 前置分析</w:t>
       </w:r>
     </w:p>
     <w:p>
@@ -624,7 +672,7 @@
           <w:color w:val="1A1A1A"/>
           <w:sz w:val="24"/>
         </w:rPr>
-        <w:t xml:space="preserve">✍️ 版本A · 朋友分享型  </w:t>
+        <w:t xml:space="preserve">🎯 先定评论目的  </w:t>
       </w:r>
       <w:r>
         <w:rPr>
@@ -633,7 +681,7 @@
           <w:color w:val="666666"/>
           <w:sz w:val="24"/>
         </w:rPr>
-        <w:t>以“我最近也遇到…”亲历开场，先共情再自然带出价值，聊天语气拉近距离，最不易被认作推广</w:t>
+        <w:t>卖产品 / 品牌种草 / 主页涨粉 / 互动涨赞 / 蹭热点 / 综合自动，六选一定基调</w:t>
       </w:r>
     </w:p>
     <w:p>
@@ -648,7 +696,7 @@
           <w:color w:val="1A1A1A"/>
           <w:sz w:val="24"/>
         </w:rPr>
-        <w:t xml:space="preserve">🩺 版本B · 专业顾问型  </w:t>
+        <w:t xml:space="preserve">🧭 12 种打法看菜下饭  </w:t>
       </w:r>
       <w:r>
         <w:rPr>
@@ -657,7 +705,7 @@
           <w:color w:val="666666"/>
           <w:sz w:val="24"/>
         </w:rPr>
-        <w:t>用具体数据与行业观察把问题讲透，树立专业形象，结尾自然引导点进主页，转化更精准</w:t>
+        <w:t>实用教程 / 避雷防坑 / 对比测评 / 数据科普 / 钩子反驳 / 评价补充 / 反向共情 / 共情共鸣 / 借势热点 / 情绪带赞 / 提问互动 / 求教自嘲——问问题的就教他，纠结的先共情，玩梗的就接梗</w:t>
       </w:r>
     </w:p>
     <w:p>
@@ -672,7 +720,7 @@
           <w:color w:val="1A1A1A"/>
           <w:sz w:val="24"/>
         </w:rPr>
-        <w:t xml:space="preserve">📦 版本C · 产品介绍型  </w:t>
+        <w:t xml:space="preserve">🎲 带标签带理由  </w:t>
       </w:r>
       <w:r>
         <w:rPr>
@@ -681,31 +729,7 @@
           <w:color w:val="666666"/>
           <w:sz w:val="24"/>
         </w:rPr>
-        <w:t>像真实用户手把手分享——选哪项、点哪里、多久见效，照知识库流程一步步讲，信任感强</w:t>
-      </w:r>
-    </w:p>
-    <w:p>
-      <w:pPr>
-        <w:pStyle w:val="ListBullet"/>
-        <w:spacing w:line="360" w:lineRule="auto"/>
-      </w:pPr>
-      <w:r>
-        <w:rPr>
-          <w:rFonts w:ascii="Calibri" w:hAnsi="Calibri" w:eastAsia="微软雅黑"/>
-          <w:b/>
-          <w:color w:val="1A1A1A"/>
-          <w:sz w:val="24"/>
-        </w:rPr>
-        <w:t xml:space="preserve">🎲 三风格随机轮播  </w:t>
-      </w:r>
-      <w:r>
-        <w:rPr>
-          <w:rFonts w:ascii="Calibri" w:hAnsi="Calibri" w:eastAsia="微软雅黑"/>
-          <w:b w:val="0"/>
-          <w:color w:val="666666"/>
-          <w:sz w:val="24"/>
-        </w:rPr>
-        <w:t>每次随机用一种版本、三条腿轮着播，刷一圈根本看不出是批量</w:t>
+        <w:t>话术卡上标着用的是哪一招（如“获客·实用教程流”），另附一段前置分析说明为什么这么回，条条像真人一对一</w:t>
       </w:r>
     </w:p>
     <w:p/>
@@ -720,7 +744,7 @@
           <w:color w:val="C4103A"/>
           <w:sz w:val="32"/>
         </w:rPr>
-        <w:t>4. 发笔记 · AI 生成 + 定时提醒</w:t>
+        <w:t>4. 账号诊断 · 先想清楚该发什么</w:t>
       </w:r>
     </w:p>
     <w:p>
@@ -734,7 +758,7 @@
           <w:color w:val="666666"/>
           <w:sz w:val="24"/>
         </w:rPr>
-        <w:t>不只评论引流，还能用知识库发笔记涨粉：AI 自动生成文案 → 填好标题 / 正文 / 标签 / 配图 → 一键发布，并可设定定时提醒到点通知你该发了，持续输出不断更。</w:t>
+        <w:t>做号最怕方向错=白努力。「账号诊断」七步走完（基础设置 / 说话风格 / 问卷 / 人设 / 产品卖点 / 知识库 / 规划），答完一次问卷就自动同步，⑦ 规划直接给你一套能照做的内容计划。</w:t>
       </w:r>
     </w:p>
     <w:p>
@@ -744,7 +768,7 @@
       <w:r>
         <w:drawing>
           <wp:inline xmlns:a="http://schemas.openxmlformats.org/drawingml/2006/main" xmlns:pic="http://schemas.openxmlformats.org/drawingml/2006/picture">
-            <wp:extent cx="5580000" cy="3061420"/>
+            <wp:extent cx="5580000" cy="4985178"/>
             <wp:docPr id="5" name="Picture 5"/>
             <wp:cNvGraphicFramePr>
               <a:graphicFrameLocks noChangeAspect="1"/>
@@ -753,7 +777,7 @@
               <a:graphicData uri="http://schemas.openxmlformats.org/drawingml/2006/picture">
                 <pic:pic>
                   <pic:nvPicPr>
-                    <pic:cNvPr id="0" name="07_发笔记.png"/>
+                    <pic:cNvPr id="0" name="08_账号诊断.png"/>
                     <pic:cNvPicPr/>
                   </pic:nvPicPr>
                   <pic:blipFill>
@@ -765,7 +789,7 @@
                   <pic:spPr>
                     <a:xfrm>
                       <a:off x="0" y="0"/>
-                      <a:ext cx="5580000" cy="3061420"/>
+                      <a:ext cx="5580000" cy="4985178"/>
                     </a:xfrm>
                     <a:prstGeom prst="rect"/>
                   </pic:spPr>
@@ -787,7 +811,7 @@
           <w:color w:val="A7AAB0"/>
           <w:sz w:val="18"/>
         </w:rPr>
-        <w:t>▲ 07_发笔记.png · AI 文案生成区 + 定时提醒列表 + 一键发布</w:t>
+        <w:t>▲ 08_账号诊断.png · ⑦ 规划：内容规划结果 + 深度评估报告</w:t>
       </w:r>
     </w:p>
     <w:p>
@@ -802,7 +826,7 @@
           <w:color w:val="1A1A1A"/>
           <w:sz w:val="24"/>
         </w:rPr>
-        <w:t xml:space="preserve">✍️ AI 生成文案  </w:t>
+        <w:t xml:space="preserve">📚 内容规划  </w:t>
       </w:r>
       <w:r>
         <w:rPr>
@@ -811,7 +835,7 @@
           <w:color w:val="666666"/>
           <w:sz w:val="24"/>
         </w:rPr>
-        <w:t>选知识库素材 + 引导话题，自动成文，可复制或直接发布</w:t>
+        <w:t>账号类型、讲什么内容、主要人群、建议页数与每页作用，先说什么后说什么一步排清</w:t>
       </w:r>
     </w:p>
     <w:p>
@@ -826,7 +850,7 @@
           <w:color w:val="1A1A1A"/>
           <w:sz w:val="24"/>
         </w:rPr>
-        <w:t xml:space="preserve">⏰ 定时提醒  </w:t>
+        <w:t xml:space="preserve">📅 发布节奏  </w:t>
       </w:r>
       <w:r>
         <w:rPr>
@@ -835,7 +859,7 @@
           <w:color w:val="666666"/>
           <w:sz w:val="24"/>
         </w:rPr>
-        <w:t>设定提醒时间，到点通知你该发布哪一篇，保持更新节奏不用盯</w:t>
+        <w:t>一周几篇、一天里几点发，跳到跳一跳够得着的节奏</w:t>
       </w:r>
     </w:p>
     <w:p>
@@ -850,7 +874,7 @@
           <w:color w:val="1A1A1A"/>
           <w:sz w:val="24"/>
         </w:rPr>
-        <w:t xml:space="preserve">🖼 自动配图填表  </w:t>
+        <w:t xml:space="preserve">🎯 选题池  </w:t>
       </w:r>
       <w:r>
         <w:rPr>
@@ -859,7 +883,31 @@
           <w:color w:val="666666"/>
           <w:sz w:val="24"/>
         </w:rPr>
-        <w:t>标题 / 正文 / 标签 / 配图全自动填好，一键确认发布</w:t>
+        <w:t>一条条能直接当标题的选题</w:t>
+      </w:r>
+    </w:p>
+    <w:p>
+      <w:pPr>
+        <w:pStyle w:val="ListBullet"/>
+        <w:spacing w:line="360" w:lineRule="auto"/>
+      </w:pPr>
+      <w:r>
+        <w:rPr>
+          <w:rFonts w:ascii="Calibri" w:hAnsi="Calibri" w:eastAsia="微软雅黑"/>
+          <w:b/>
+          <w:color w:val="1A1A1A"/>
+          <w:sz w:val="24"/>
+        </w:rPr>
+        <w:t xml:space="preserve">📋 深度评估报告  </w:t>
+      </w:r>
+      <w:r>
+        <w:rPr>
+          <w:rFonts w:ascii="Calibri" w:hAnsi="Calibri" w:eastAsia="微软雅黑"/>
+          <w:b w:val="0"/>
+          <w:color w:val="666666"/>
+          <w:sz w:val="24"/>
+        </w:rPr>
+        <w:t>定位 / 内容方向 / 更新节奏，先看哪个、哪里最该改</w:t>
       </w:r>
     </w:p>
     <w:p/>
@@ -874,7 +922,7 @@
           <w:color w:val="C4103A"/>
           <w:sz w:val="32"/>
         </w:rPr>
-        <w:t>5. 评论跟进 · 私信或回复</w:t>
+        <w:t>5. 发笔记 · 从卖点一路走到出图文 / 出视频</w:t>
       </w:r>
     </w:p>
     <w:p>
@@ -888,7 +936,7 @@
           <w:color w:val="666666"/>
           <w:sz w:val="24"/>
         </w:rPr>
-        <w:t>通知页评论跟进：把时间戳通知流按用户整理成对话。AI 判断时机，生成回复 / 定向私信，人工确认才发，不打扰不硬推。</w:t>
+        <w:t>不只评论引流，还能用知识库发笔记涨粉：向导从卖点一路走到发稿——3 个候选标题、正文、5-8 个标签；改稿先停下来改到满意，再做料——做图文（出画面表 · 一句一张画面）或做视频（整段口播稿，本机出成片）。</w:t>
       </w:r>
     </w:p>
     <w:p>
@@ -898,7 +946,7 @@
       <w:r>
         <w:drawing>
           <wp:inline xmlns:a="http://schemas.openxmlformats.org/drawingml/2006/main" xmlns:pic="http://schemas.openxmlformats.org/drawingml/2006/picture">
-            <wp:extent cx="5580000" cy="2719664"/>
+            <wp:extent cx="5580000" cy="4645279"/>
             <wp:docPr id="6" name="Picture 6"/>
             <wp:cNvGraphicFramePr>
               <a:graphicFrameLocks noChangeAspect="1"/>
@@ -907,7 +955,7 @@
               <a:graphicData uri="http://schemas.openxmlformats.org/drawingml/2006/picture">
                 <pic:pic>
                   <pic:nvPicPr>
-                    <pic:cNvPr id="0" name="04_评论跟进.png"/>
+                    <pic:cNvPr id="0" name="09_发笔记向导.png"/>
                     <pic:cNvPicPr/>
                   </pic:nvPicPr>
                   <pic:blipFill>
@@ -919,7 +967,7 @@
                   <pic:spPr>
                     <a:xfrm>
                       <a:off x="0" y="0"/>
-                      <a:ext cx="5580000" cy="2719664"/>
+                      <a:ext cx="5580000" cy="4645279"/>
                     </a:xfrm>
                     <a:prstGeom prst="rect"/>
                   </pic:spPr>
@@ -941,7 +989,7 @@
           <w:color w:val="A7AAB0"/>
           <w:sz w:val="18"/>
         </w:rPr>
-        <w:t>▲ 04_评论跟进.png · 会话卡 + 待回复数 + AI 生成按钮</w:t>
+        <w:t>▲ 09_发笔记向导.png · 六步条（卖点 → 人群 → 话题 → 挑稿 → 改稿 → 发稿）+ ① 挑卖点</w:t>
       </w:r>
     </w:p>
     <w:p>
@@ -956,7 +1004,7 @@
           <w:color w:val="1A1A1A"/>
           <w:sz w:val="24"/>
         </w:rPr>
-        <w:t xml:space="preserve">💬 按人归组  </w:t>
+        <w:t xml:space="preserve">🧭 全程点选  </w:t>
       </w:r>
       <w:r>
         <w:rPr>
@@ -965,7 +1013,185 @@
           <w:color w:val="666666"/>
           <w:sz w:val="24"/>
         </w:rPr>
-        <w:t>通知流整理成对话，一眼看清谁在跟进谁</w:t>
+        <w:t>卖点→人群→话题→挑稿→改稿→发稿一路点选，每层可换一批，发过的话题不重复</w:t>
+      </w:r>
+    </w:p>
+    <w:p>
+      <w:pPr>
+        <w:pStyle w:val="ListBullet"/>
+        <w:spacing w:line="360" w:lineRule="auto"/>
+      </w:pPr>
+      <w:r>
+        <w:rPr>
+          <w:rFonts w:ascii="Calibri" w:hAnsi="Calibri" w:eastAsia="微软雅黑"/>
+          <w:b/>
+          <w:color w:val="1A1A1A"/>
+          <w:sz w:val="24"/>
+        </w:rPr>
+        <w:t xml:space="preserve">🤖 AI 改稿  </w:t>
+      </w:r>
+      <w:r>
+        <w:rPr>
+          <w:rFonts w:ascii="Calibri" w:hAnsi="Calibri" w:eastAsia="微软雅黑"/>
+          <w:b w:val="0"/>
+          <w:color w:val="666666"/>
+          <w:sz w:val="24"/>
+        </w:rPr>
+        <w:t>成稿不满意就说一句「再短一点」，AI 改一版，改坏了还能改回上一版</w:t>
+      </w:r>
+    </w:p>
+    <w:p>
+      <w:pPr>
+        <w:pStyle w:val="ListBullet"/>
+        <w:spacing w:line="360" w:lineRule="auto"/>
+      </w:pPr>
+      <w:r>
+        <w:rPr>
+          <w:rFonts w:ascii="Calibri" w:hAnsi="Calibri" w:eastAsia="微软雅黑"/>
+          <w:b/>
+          <w:color w:val="1A1A1A"/>
+          <w:sz w:val="24"/>
+        </w:rPr>
+        <w:t xml:space="preserve">🖼 图文 / 🎬 视频  </w:t>
+      </w:r>
+      <w:r>
+        <w:rPr>
+          <w:rFonts w:ascii="Calibri" w:hAnsi="Calibri" w:eastAsia="微软雅黑"/>
+          <w:b w:val="0"/>
+          <w:color w:val="666666"/>
+          <w:sz w:val="24"/>
+        </w:rPr>
+        <w:t>要图给画面表、要视频给口播稿——出图和发布都自己掌控</w:t>
+      </w:r>
+    </w:p>
+    <w:p/>
+    <w:p>
+      <w:pPr>
+        <w:spacing w:after="120"/>
+      </w:pPr>
+      <w:r>
+        <w:rPr>
+          <w:rFonts w:ascii="Calibri" w:hAnsi="Calibri" w:eastAsia="微软雅黑"/>
+          <w:b/>
+          <w:color w:val="C4103A"/>
+          <w:sz w:val="32"/>
+        </w:rPr>
+        <w:t>6. 通知回访队列 · 别漏掉回过你的人</w:t>
+      </w:r>
+    </w:p>
+    <w:p>
+      <w:pPr>
+        <w:spacing w:line="360" w:lineRule="auto"/>
+      </w:pPr>
+      <w:r>
+        <w:rPr>
+          <w:rFonts w:ascii="Calibri" w:hAnsi="Calibri" w:eastAsia="微软雅黑"/>
+          <w:b w:val="0"/>
+          <w:color w:val="666666"/>
+          <w:sz w:val="24"/>
+        </w:rPr>
+        <w:t>线索 → 通知页的「通知回访队列」：把“别人回了我、我还没回”的人自动排成一条队，点「开始」一条条回访，按每日额度走，随时能停。回复内容仍走 AI 生成 + 人工确认，不打扰不硬推。</w:t>
+      </w:r>
+    </w:p>
+    <w:p>
+      <w:pPr>
+        <w:jc w:val="center"/>
+      </w:pPr>
+      <w:r>
+        <w:drawing>
+          <wp:inline xmlns:a="http://schemas.openxmlformats.org/drawingml/2006/main" xmlns:pic="http://schemas.openxmlformats.org/drawingml/2006/picture">
+            <wp:extent cx="5580000" cy="2662538"/>
+            <wp:docPr id="7" name="Picture 7"/>
+            <wp:cNvGraphicFramePr>
+              <a:graphicFrameLocks noChangeAspect="1"/>
+            </wp:cNvGraphicFramePr>
+            <a:graphic>
+              <a:graphicData uri="http://schemas.openxmlformats.org/drawingml/2006/picture">
+                <pic:pic>
+                  <pic:nvPicPr>
+                    <pic:cNvPr id="0" name="04_通知回访.png"/>
+                    <pic:cNvPicPr/>
+                  </pic:nvPicPr>
+                  <pic:blipFill>
+                    <a:blip r:embed="rId15"/>
+                    <a:stretch>
+                      <a:fillRect/>
+                    </a:stretch>
+                  </pic:blipFill>
+                  <pic:spPr>
+                    <a:xfrm>
+                      <a:off x="0" y="0"/>
+                      <a:ext cx="5580000" cy="2662538"/>
+                    </a:xfrm>
+                    <a:prstGeom prst="rect"/>
+                  </pic:spPr>
+                </pic:pic>
+              </a:graphicData>
+            </a:graphic>
+          </wp:inline>
+        </w:drawing>
+      </w:r>
+    </w:p>
+    <w:p>
+      <w:pPr>
+        <w:jc w:val="center"/>
+      </w:pPr>
+      <w:r>
+        <w:rPr>
+          <w:rFonts w:ascii="Calibri" w:hAnsi="Calibri" w:eastAsia="微软雅黑"/>
+          <w:b w:val="0"/>
+          <w:color w:val="A7AAB0"/>
+          <w:sz w:val="18"/>
+        </w:rPr>
+        <w:t>▲ 04_通知回访.png · 通知回访队列：待回 N · 今日已回 x/y + 开始 / 停止 / 同步通知页</w:t>
+      </w:r>
+    </w:p>
+    <w:p>
+      <w:pPr>
+        <w:pStyle w:val="ListBullet"/>
+        <w:spacing w:line="360" w:lineRule="auto"/>
+      </w:pPr>
+      <w:r>
+        <w:rPr>
+          <w:rFonts w:ascii="Calibri" w:hAnsi="Calibri" w:eastAsia="微软雅黑"/>
+          <w:b/>
+          <w:color w:val="1A1A1A"/>
+          <w:sz w:val="24"/>
+        </w:rPr>
+        <w:t xml:space="preserve">🔔 自动排队  </w:t>
+      </w:r>
+      <w:r>
+        <w:rPr>
+          <w:rFonts w:ascii="Calibri" w:hAnsi="Calibri" w:eastAsia="微软雅黑"/>
+          <w:b w:val="0"/>
+          <w:color w:val="666666"/>
+          <w:sz w:val="24"/>
+        </w:rPr>
+        <w:t>谁回过你、还没回谁，自动排队，不用自己翻时间戳</w:t>
+      </w:r>
+    </w:p>
+    <w:p>
+      <w:pPr>
+        <w:pStyle w:val="ListBullet"/>
+        <w:spacing w:line="360" w:lineRule="auto"/>
+      </w:pPr>
+      <w:r>
+        <w:rPr>
+          <w:rFonts w:ascii="Calibri" w:hAnsi="Calibri" w:eastAsia="微软雅黑"/>
+          <w:b/>
+          <w:color w:val="1A1A1A"/>
+          <w:sz w:val="24"/>
+        </w:rPr>
+        <w:t xml:space="preserve">⏱ 按额度回访  </w:t>
+      </w:r>
+      <w:r>
+        <w:rPr>
+          <w:rFonts w:ascii="Calibri" w:hAnsi="Calibri" w:eastAsia="微软雅黑"/>
+          <w:b w:val="0"/>
+          <w:color w:val="666666"/>
+          <w:sz w:val="24"/>
+        </w:rPr>
+        <w:t>每日额度自己设，一条条走完，随时能停</w:t>
       </w:r>
     </w:p>
     <w:p>
@@ -1004,7 +1230,7 @@
           <w:color w:val="C4103A"/>
           <w:sz w:val="32"/>
         </w:rPr>
-        <w:t>6. 获客清单 · 私信闭环</w:t>
+        <w:t>7. 获客清单 · 私信闭环</w:t>
       </w:r>
     </w:p>
     <w:p>
@@ -1018,7 +1244,7 @@
           <w:color w:val="666666"/>
           <w:sz w:val="24"/>
         </w:rPr>
-        <w:t>评论扫进「获客清单」→ AI 画像 → 生成个性化私信 → 人工确认发送 → 定向销售。高/中/低意向一目了然，成交漏斗可追踪。</w:t>
+        <w:t>评论扫进「获客清单」→ AI 画像打标签 → 生成个性化私信 → 人工确认发送 → 定向销售。来源与画像标签一眼看清，按意向自动排序，状态分档一路跟到成交。</w:t>
       </w:r>
     </w:p>
     <w:p>
@@ -1028,8 +1254,8 @@
       <w:r>
         <w:drawing>
           <wp:inline xmlns:a="http://schemas.openxmlformats.org/drawingml/2006/main" xmlns:pic="http://schemas.openxmlformats.org/drawingml/2006/picture">
-            <wp:extent cx="5580000" cy="5550414"/>
-            <wp:docPr id="7" name="Picture 7"/>
+            <wp:extent cx="5580000" cy="4985178"/>
+            <wp:docPr id="8" name="Picture 8"/>
             <wp:cNvGraphicFramePr>
               <a:graphicFrameLocks noChangeAspect="1"/>
             </wp:cNvGraphicFramePr>
@@ -1041,7 +1267,7 @@
                     <pic:cNvPicPr/>
                   </pic:nvPicPr>
                   <pic:blipFill>
-                    <a:blip r:embed="rId15"/>
+                    <a:blip r:embed="rId16"/>
                     <a:stretch>
                       <a:fillRect/>
                     </a:stretch>
@@ -1049,7 +1275,7 @@
                   <pic:spPr>
                     <a:xfrm>
                       <a:off x="0" y="0"/>
-                      <a:ext cx="5580000" cy="5550414"/>
+                      <a:ext cx="5580000" cy="4985178"/>
                     </a:xfrm>
                     <a:prstGeom prst="rect"/>
                   </pic:spPr>
@@ -1071,7 +1297,7 @@
           <w:color w:val="A7AAB0"/>
           <w:sz w:val="18"/>
         </w:rPr>
-        <w:t>▲ 05_获客清单.png · 统计卡（总/高意向/待私信/已成交）+ 人员卡 + 意向等级</w:t>
+        <w:t>▲ 05_获客清单.png · 清单表格：来源 / 画像标签 / 状态分档 / 一键联系</w:t>
       </w:r>
     </w:p>
     <w:p>
@@ -1086,7 +1312,7 @@
           <w:color w:val="1A1A1A"/>
           <w:sz w:val="24"/>
         </w:rPr>
-        <w:t xml:space="preserve">🎯 意向分级  </w:t>
+        <w:t xml:space="preserve">🎯 画像分级  </w:t>
       </w:r>
       <w:r>
         <w:rPr>
@@ -1095,7 +1321,7 @@
           <w:color w:val="666666"/>
           <w:sz w:val="24"/>
         </w:rPr>
-        <w:t>高 / 中 / 低一目了然</w:t>
+        <w:t>来源（评论 / 点赞 / AI）与画像标签一眼看清，按意向自动排序</w:t>
       </w:r>
     </w:p>
     <w:p>
@@ -1110,7 +1336,7 @@
           <w:color w:val="1A1A1A"/>
           <w:sz w:val="24"/>
         </w:rPr>
-        <w:t xml:space="preserve">📈 漏斗可追踪  </w:t>
+        <w:t xml:space="preserve">📈 状态分档跟进  </w:t>
       </w:r>
       <w:r>
         <w:rPr>
@@ -1119,7 +1345,7 @@
           <w:color w:val="666666"/>
           <w:sz w:val="24"/>
         </w:rPr>
-        <w:t>从获客到成交，每一步都有记录</w:t>
+        <w:t>待触达 / 已触达 / 谈单中 / 流失中 / 已成交 / 已废弃，一路跟到成交</w:t>
       </w:r>
     </w:p>
     <w:p>
@@ -1158,7 +1384,7 @@
           <w:color w:val="C4103A"/>
           <w:sz w:val="32"/>
         </w:rPr>
-        <w:t>7. 运营总结 · 干了多少一屏看清</w:t>
+        <w:t>8. 评论记录 · 干了多少一屏看清</w:t>
       </w:r>
     </w:p>
     <w:p>
@@ -1172,7 +1398,7 @@
           <w:color w:val="666666"/>
           <w:sz w:val="24"/>
         </w:rPr>
-        <w:t>今天发了多少、本周多少、累计多少，AI 一条条记得清清楚楚。每一条发布记录——哪篇笔记、回复了谁、用了什么话术，随时回看、一键复制。</w:t>
+        <w:t>今天发了多少、累计多少，AI 一条条记得清清楚楚（获客 → 笔记池 → 页尾点开）。每一条评论记录——哪篇笔记、回复了谁、用了什么话术，随时回看、一键复制。</w:t>
       </w:r>
     </w:p>
     <w:p>
@@ -1182,8 +1408,8 @@
       <w:r>
         <w:drawing>
           <wp:inline xmlns:a="http://schemas.openxmlformats.org/drawingml/2006/main" xmlns:pic="http://schemas.openxmlformats.org/drawingml/2006/picture">
-            <wp:extent cx="5580000" cy="6523591"/>
-            <wp:docPr id="8" name="Picture 8"/>
+            <wp:extent cx="5580000" cy="4985178"/>
+            <wp:docPr id="9" name="Picture 9"/>
             <wp:cNvGraphicFramePr>
               <a:graphicFrameLocks noChangeAspect="1"/>
             </wp:cNvGraphicFramePr>
@@ -1191,11 +1417,11 @@
               <a:graphicData uri="http://schemas.openxmlformats.org/drawingml/2006/picture">
                 <pic:pic>
                   <pic:nvPicPr>
-                    <pic:cNvPr id="0" name="06_运营总结.png"/>
+                    <pic:cNvPr id="0" name="06_评论记录.png"/>
                     <pic:cNvPicPr/>
                   </pic:nvPicPr>
                   <pic:blipFill>
-                    <a:blip r:embed="rId16"/>
+                    <a:blip r:embed="rId17"/>
                     <a:stretch>
                       <a:fillRect/>
                     </a:stretch>
@@ -1203,7 +1429,7 @@
                   <pic:spPr>
                     <a:xfrm>
                       <a:off x="0" y="0"/>
-                      <a:ext cx="5580000" cy="6523591"/>
+                      <a:ext cx="5580000" cy="4985178"/>
                     </a:xfrm>
                     <a:prstGeom prst="rect"/>
                   </pic:spPr>
@@ -1225,7 +1451,7 @@
           <w:color w:val="A7AAB0"/>
           <w:sz w:val="18"/>
         </w:rPr>
-        <w:t>▲ 06_运营总结.png · 今天/本周/累计 三统计卡 + 按日分组发送记录</w:t>
+        <w:t>▲ 06_评论记录.png · 折叠块摘要（今天 N 条 · 共 M 条）+ 明细清单</w:t>
       </w:r>
     </w:p>
     <w:p>
@@ -1249,7 +1475,7 @@
           <w:color w:val="666666"/>
           <w:sz w:val="24"/>
         </w:rPr>
-        <w:t>今天 / 本周 / 累计，清清楚楚</w:t>
+        <w:t>今天 / 累计，清清楚楚</w:t>
       </w:r>
     </w:p>
     <w:p>
@@ -1288,7 +1514,7 @@
           <w:color w:val="C4103A"/>
           <w:sz w:val="32"/>
         </w:rPr>
-        <w:t>8. 别再一篇篇翻评论了</w:t>
+        <w:t>9. 别再一篇篇翻评论了</w:t>
       </w:r>
     </w:p>
     <w:p>
@@ -1360,7 +1586,7 @@
           <w:color w:val="C4103A"/>
           <w:sz w:val="32"/>
         </w:rPr>
-        <w:t>9. 联系我们 · 免责声明</w:t>
+        <w:t>10. 联系我们 · 免责声明</w:t>
       </w:r>
     </w:p>
     <w:p>
@@ -1422,7 +1648,7 @@
           <w:color w:val="666666"/>
           <w:sz w:val="24"/>
         </w:rPr>
-        <w:t>添加请备注「XHS智能运营工具」</w:t>
+        <w:t>添加请备注「AI雕兄」</w:t>
       </w:r>
     </w:p>
     <w:p/>
@@ -1524,7 +1750,7 @@
           <w:color w:val="A7AAB0"/>
           <w:sz w:val="18"/>
         </w:rPr>
-        <w:t>© XHS智能运营工具 · 保留所有权利</w:t>
+        <w:t>© AI雕兄 · 保留所有权利</w:t>
       </w:r>
     </w:p>
     <w:sectPr>
